--- a/docx/manual/Factorial.docx
+++ b/docx/manual/Factorial.docx
@@ -68,7 +68,19 @@
               <w:rPr>
                 <w:rFonts w:ascii="Cambria Math" w:hAnsi="Cambria Math" w:cs="Courier New"/>
               </w:rPr>
-              <w:t xml:space="preserve"> ∨ number = </w:t>
+              <w:t xml:space="preserve"> ∨ nu</w:t>
+            </w:r>
+            <w:r>
+              <w:rPr>
+                <w:rFonts w:ascii="Cambria Math" w:hAnsi="Cambria Math" w:cs="Courier New"/>
+              </w:rPr>
+              <w:t>m</w:t>
+            </w:r>
+            <w:r>
+              <w:rPr>
+                <w:rFonts w:ascii="Cambria Math" w:hAnsi="Cambria Math" w:cs="Courier New"/>
+              </w:rPr>
+              <w:t xml:space="preserve">ber = </w:t>
             </w:r>
             <w:r>
               <w:rPr>

--- a/docx/manual/Factorial.docx
+++ b/docx/manual/Factorial.docx
@@ -68,19 +68,7 @@
               <w:rPr>
                 <w:rFonts w:ascii="Cambria Math" w:hAnsi="Cambria Math" w:cs="Courier New"/>
               </w:rPr>
-              <w:t xml:space="preserve"> ∨ nu</w:t>
-            </w:r>
-            <w:r>
-              <w:rPr>
-                <w:rFonts w:ascii="Cambria Math" w:hAnsi="Cambria Math" w:cs="Courier New"/>
-              </w:rPr>
-              <w:t>m</w:t>
-            </w:r>
-            <w:r>
-              <w:rPr>
-                <w:rFonts w:ascii="Cambria Math" w:hAnsi="Cambria Math" w:cs="Courier New"/>
-              </w:rPr>
-              <w:t xml:space="preserve">ber = </w:t>
+              <w:t xml:space="preserve"> ∨ number = </w:t>
             </w:r>
             <w:r>
               <w:rPr>

--- a/docx/manual/Factorial.docx
+++ b/docx/manual/Factorial.docx
@@ -152,7 +152,7 @@
     <w:p>
       <w:pPr>
         <w:keepNext/>
-        <w:framePr w:dropCap="drop" w:lines="3" w:wrap="around" w:vAnchor="text" w:hAnchor="text"/>
+        <w:framePr w:dropCap="margin" w:lines="3" w:wrap="around" w:vAnchor="text" w:hAnchor="page"/>
         <w:spacing w:after="0" w:line="1498" w:lineRule="exact"/>
         <w:textAlignment w:val="baseline"/>
         <w:rPr>
@@ -1126,6 +1126,88 @@
       </w:tblBorders>
     </w:tblPr>
   </w:style>
+  <w:style w:type="paragraph" w:styleId="TOCHeading">
+    <w:name w:val="TOC Heading"/>
+    <w:basedOn w:val="Heading1"/>
+    <w:next w:val="Normal"/>
+    <w:uiPriority w:val="39"/>
+    <w:unhideWhenUsed/>
+    <w:qFormat/>
+    <w:rsid w:val="00A45A9A"/>
+    <w:pPr>
+      <w:spacing w:before="240" w:after="0" w:line="259" w:lineRule="auto"/>
+      <w:outlineLvl w:val="9"/>
+    </w:pPr>
+    <w:rPr>
+      <w:kern w:val="0"/>
+      <w:sz w:val="32"/>
+      <w:szCs w:val="32"/>
+      <w14:ligatures w14:val="none"/>
+    </w:rPr>
+  </w:style>
+  <w:style w:type="paragraph" w:styleId="TOC1">
+    <w:name w:val="toc 1"/>
+    <w:basedOn w:val="Normal"/>
+    <w:next w:val="Normal"/>
+    <w:autoRedefine/>
+    <w:uiPriority w:val="39"/>
+    <w:unhideWhenUsed/>
+    <w:rsid w:val="00A45A9A"/>
+    <w:pPr>
+      <w:spacing w:after="100"/>
+    </w:pPr>
+  </w:style>
+  <w:style w:type="character" w:styleId="Hyperlink">
+    <w:name w:val="Hyperlink"/>
+    <w:basedOn w:val="DefaultParagraphFont"/>
+    <w:uiPriority w:val="99"/>
+    <w:unhideWhenUsed/>
+    <w:rsid w:val="00A45A9A"/>
+    <w:rPr>
+      <w:color w:val="467886" w:themeColor="hyperlink"/>
+      <w:u w:val="single"/>
+    </w:rPr>
+  </w:style>
+  <w:style w:type="paragraph" w:styleId="TOC2">
+    <w:name w:val="toc 2"/>
+    <w:basedOn w:val="Normal"/>
+    <w:next w:val="Normal"/>
+    <w:autoRedefine/>
+    <w:uiPriority w:val="39"/>
+    <w:unhideWhenUsed/>
+    <w:rsid w:val="00A45A9A"/>
+    <w:pPr>
+      <w:spacing w:after="100" w:line="259" w:lineRule="auto"/>
+      <w:ind w:left="220"/>
+    </w:pPr>
+    <w:rPr>
+      <w:rFonts w:eastAsiaTheme="minorEastAsia" w:cs="Times New Roman"/>
+      <w:kern w:val="0"/>
+      <w:sz w:val="22"/>
+      <w:szCs w:val="22"/>
+      <w14:ligatures w14:val="none"/>
+    </w:rPr>
+  </w:style>
+  <w:style w:type="paragraph" w:styleId="TOC3">
+    <w:name w:val="toc 3"/>
+    <w:basedOn w:val="Normal"/>
+    <w:next w:val="Normal"/>
+    <w:autoRedefine/>
+    <w:uiPriority w:val="39"/>
+    <w:unhideWhenUsed/>
+    <w:rsid w:val="00A45A9A"/>
+    <w:pPr>
+      <w:spacing w:after="100" w:line="259" w:lineRule="auto"/>
+      <w:ind w:left="440"/>
+    </w:pPr>
+    <w:rPr>
+      <w:rFonts w:eastAsiaTheme="minorEastAsia" w:cs="Times New Roman"/>
+      <w:kern w:val="0"/>
+      <w:sz w:val="22"/>
+      <w:szCs w:val="22"/>
+      <w14:ligatures w14:val="none"/>
+    </w:rPr>
+  </w:style>
 </w:styles>
 </file>
 

--- a/docx/manual/Factorial.docx
+++ b/docx/manual/Factorial.docx
@@ -49,30 +49,30 @@
           <w:p>
             <w:pPr>
               <w:rPr>
-                <w:rFonts w:ascii="Cambria Math" w:hAnsi="Cambria Math" w:cs="Courier New"/>
+                <w:rFonts w:cs="Courier New"/>
               </w:rPr>
             </w:pPr>
             <w:r>
               <w:rPr>
-                <w:rFonts w:ascii="Cambria Math" w:hAnsi="Cambria Math" w:cs="Courier New"/>
+                <w:rFonts w:cs="Courier New"/>
               </w:rPr>
               <w:t xml:space="preserve">Number = </w:t>
             </w:r>
             <w:r>
               <w:rPr>
-                <w:rFonts w:ascii="Cambria Math" w:hAnsi="Cambria Math" w:cs="Courier New"/>
+                <w:rFonts w:cs="Courier New"/>
               </w:rPr>
               <w:t>0</w:t>
             </w:r>
             <w:r>
               <w:rPr>
-                <w:rFonts w:ascii="Cambria Math" w:hAnsi="Cambria Math" w:cs="Courier New"/>
+                <w:rFonts w:cs="Courier New"/>
               </w:rPr>
               <w:t xml:space="preserve"> ∨ number = </w:t>
             </w:r>
             <w:r>
               <w:rPr>
-                <w:rFonts w:ascii="Cambria Math" w:hAnsi="Cambria Math" w:cs="Courier New"/>
+                <w:rFonts w:cs="Courier New"/>
               </w:rPr>
               <w:t>1</w:t>
             </w:r>
@@ -100,38 +100,24 @@
           <w:p>
             <w:pPr>
               <w:jc w:val="right"/>
-              <w:rPr>
-                <w:rFonts w:ascii="Cambria Math" w:hAnsi="Cambria Math"/>
-              </w:rPr>
             </w:pPr>
             <w:r>
-              <w:rPr>
-                <w:rFonts w:ascii="Cambria Math" w:hAnsi="Cambria Math"/>
-              </w:rPr>
               <w:t xml:space="preserve">Number </w:t>
             </w:r>
             <w:r>
-              <w:rPr>
-                <w:rFonts w:ascii="Cambria Math" w:hAnsi="Cambria Math"/>
-              </w:rPr>
               <w:t>×</w:t>
             </w:r>
             <w:r>
-              <w:rPr>
-                <w:rFonts w:ascii="Cambria Math" w:hAnsi="Cambria Math"/>
-              </w:rPr>
               <w:t xml:space="preserve"> </w:t>
             </w:r>
             <w:r>
               <w:rPr>
-                <w:rFonts w:ascii="Cambria Math" w:hAnsi="Cambria Math"/>
                 <w:highlight w:val="yellow"/>
               </w:rPr>
               <w:t xml:space="preserve">factorial </w:t>
             </w:r>
             <w:r>
               <w:rPr>
-                <w:rFonts w:ascii="Cambria Math" w:hAnsi="Cambria Math"/>
                 <w:b/>
                 <w:bCs/>
                 <w:highlight w:val="yellow"/>
@@ -195,7 +181,7 @@
   <w:docDefaults>
     <w:rPrDefault>
       <w:rPr>
-        <w:rFonts w:asciiTheme="minorHAnsi" w:eastAsiaTheme="minorHAnsi" w:hAnsiTheme="minorHAnsi" w:cstheme="minorBidi"/>
+        <w:rFonts w:ascii="Cambria Math" w:eastAsiaTheme="minorHAnsi" w:hAnsi="Cambria Math" w:cstheme="minorBidi"/>
         <w:kern w:val="2"/>
         <w:sz w:val="24"/>
         <w:szCs w:val="24"/>

--- a/docx/manual/Factorial.docx
+++ b/docx/manual/Factorial.docx
@@ -139,31 +139,54 @@
       <w:pPr>
         <w:keepNext/>
         <w:framePr w:dropCap="margin" w:lines="3" w:wrap="around" w:vAnchor="text" w:hAnchor="page"/>
-        <w:spacing w:after="0" w:line="1498" w:lineRule="exact"/>
+        <w:spacing w:after="0" w:line="1457" w:lineRule="exact"/>
         <w:textAlignment w:val="baseline"/>
         <w:rPr>
           <w:position w:val="-3"/>
-          <w:sz w:val="178"/>
+          <w:sz w:val="174"/>
+          <w14:glow w14:rad="101600">
+            <w14:schemeClr w14:val="accent1">
+              <w14:alpha w14:val="60000"/>
+              <w14:satMod w14:val="175000"/>
+            </w14:schemeClr>
+          </w14:glow>
         </w:rPr>
       </w:pPr>
       <w:r>
         <w:rPr>
           <w:position w:val="-3"/>
-          <w:sz w:val="178"/>
+          <w:sz w:val="174"/>
+          <w14:glow w14:rad="101600">
+            <w14:schemeClr w14:val="accent1">
+              <w14:alpha w14:val="60000"/>
+              <w14:satMod w14:val="175000"/>
+            </w14:schemeClr>
+          </w14:glow>
         </w:rPr>
-        <w:t>P</w:t>
+        <w:t>F</w:t>
       </w:r>
     </w:p>
     <w:p>
-      <w:r>
-        <w:t xml:space="preserve">rint </w:t>
-      </w:r>
+      <w:pPr>
+        <w:rPr>
+          <w14:glow w14:rad="101600">
+            <w14:schemeClr w14:val="accent1">
+              <w14:alpha w14:val="60000"/>
+              <w14:satMod w14:val="175000"/>
+            </w14:schemeClr>
+          </w14:glow>
+        </w:rPr>
+      </w:pPr>
       <w:r>
         <w:rPr>
-          <w:b/>
-          <w:bCs/>
+          <w14:glow w14:rad="101600">
+            <w14:schemeClr w14:val="accent1">
+              <w14:alpha w14:val="60000"/>
+              <w14:satMod w14:val="175000"/>
+            </w14:schemeClr>
+          </w14:glow>
         </w:rPr>
-        <w:t>factorial 10</w:t>
+        <w:t>actorial 10</w:t>
       </w:r>
     </w:p>
     <w:sectPr>
@@ -779,7 +802,6 @@
   <w:style w:type="character" w:default="1" w:styleId="DefaultParagraphFont">
     <w:name w:val="Default Paragraph Font"/>
     <w:uiPriority w:val="1"/>
-    <w:semiHidden/>
     <w:unhideWhenUsed/>
   </w:style>
   <w:style w:type="table" w:default="1" w:styleId="TableNormal">
